--- a/atelier/atelier_100.docx
+++ b/atelier/atelier_100.docx
@@ -476,7 +476,7 @@
         <w:spacing w:after="120"/>
       </w:pPr>
       <w:r>
-        <w:t xml:space="preserve">Important pour situer cet atelier : la question H05 (« traitées sous 7 jours ») et l’axe Review (« review sous 48h ») se ressemblent, mais ne portent pas sur la même chose. L’axe Review optimise la VITESSE de traitement des MR (un retour rapide, un cycle court — seuils serrés 24h/48h). H05 relève de l’HYGIÈNE : empêcher les MR d’être ABANDONNÉES (le seuil large des 7 jours signale l’oubli, pas la lenteur). Pour éviter les doublons et les seuils contradictoires, la répartition est posée : tout ce qui concerne les seuils de review, les rappels automatiques et la mesure du cycle time appartient à l’axe Review ; H05 se concentre sur ce que l’axe Review ne couvre pas — le nettoyage des MR déjà abandonnées (cet atelier) et le rituel d’hygiène qui empêche la ré-accumulation (#103).</w:t>
+        <w:t xml:space="preserve">Important pour situer cet atelier : la question H05 (« traitées sous 7 jours ») et l’axe Review (« review sous 48h ») se ressemblent, mais ne portent pas sur la même chose. L’axe Review optimise la VITESSE de traitement des MR (un retour rapide, un cycle court — seuils serrés 24h/48h). H05 relève de l’HYGIÈNE : empêcher les MR d’être ABANDONNÉES (le seuil large des 7 jours signale l’oubli, pas la lenteur). Pour éviter les doublons et les seuils contradictoires, la répartition est posée : tout ce qui concerne les seuils de review, les rappels automatiques et la mesure du cycle time appartient à l’axe Review ; H05 se concentre sur ce que l’axe Review ne couvre pas — le nettoyage des MR déjà abandonnées (cet atelier) et le rituel d’hygiène qui empêche la ré-accumulation.</w:t>
       </w:r>
     </w:p>
     <w:tbl>
@@ -529,7 +529,7 @@
               <w:spacing w:after="60"/>
             </w:pPr>
             <w:r>
-              <w:t xml:space="preserve">Cet atelier est, pour les MR, l’exact équivalent du grand nettoyage des branches (#81) : on vide le stock de MR abandonnées comme on a vidé le stock de branches stale. Même logique de tri (trois sorties), même garde-fou (ne pas jeter un travail utile sans vérifier), même suite (un rituel pour empêcher la ré-accumulation, #103). H05 est à l’hygiène des MR ce que H01 est à l’hygiène des branches.</w:t>
+              <w:t xml:space="preserve">Cet atelier est, pour les MR, l’exact équivalent du grand nettoyage des branches : on vide le stock de MR abandonnées comme on a vidé le stock de branches stale. Même logique de tri (trois sorties), même garde-fou (ne pas jeter un travail utile sans vérifier), même suite (un rituel pour empêcher la ré-accumulation,). H05 est à l’hygiène des MR ce que H01 est à l’hygiène des branches.</w:t>
             </w:r>
           </w:p>
         </w:tc>
@@ -603,27 +603,27 @@
                 <w:sz w:val="18"/>
                 <w:szCs w:val="18"/>
               </w:rPr>
-              <w:t xml:space="preserve">  [ FINISSABLE ] -&gt; MERGER</w:t>
-            </w:r>
-          </w:p>
-          <w:p>
-            <w:r>
-              <w:rPr>
-                <w:rFonts w:ascii="Consolas" w:cs="Consolas" w:eastAsia="Consolas" w:hAnsi="Consolas"/>
-                <w:sz w:val="18"/>
-                <w:szCs w:val="18"/>
-              </w:rPr>
-              <w:t xml:space="preserve">    Le travail est bon et proche du but. On débloque ce</w:t>
-            </w:r>
-          </w:p>
-          <w:p>
-            <w:r>
-              <w:rPr>
-                <w:rFonts w:ascii="Consolas" w:cs="Consolas" w:eastAsia="Consolas" w:hAnsi="Consolas"/>
-                <w:sz w:val="18"/>
-                <w:szCs w:val="18"/>
-              </w:rPr>
-              <w:t xml:space="preserve">    qui manque (review, conflit) et on merge.</w:t>
+              <w:t xml:space="preserve"> [ FINISSABLE ] -&gt; MERGER</w:t>
+            </w:r>
+          </w:p>
+          <w:p>
+            <w:r>
+              <w:rPr>
+                <w:rFonts w:ascii="Consolas" w:cs="Consolas" w:eastAsia="Consolas" w:hAnsi="Consolas"/>
+                <w:sz w:val="18"/>
+                <w:szCs w:val="18"/>
+              </w:rPr>
+              <w:t xml:space="preserve"> Le travail est bon et proche du but. On débloque ce</w:t>
+            </w:r>
+          </w:p>
+          <w:p>
+            <w:r>
+              <w:rPr>
+                <w:rFonts w:ascii="Consolas" w:cs="Consolas" w:eastAsia="Consolas" w:hAnsi="Consolas"/>
+                <w:sz w:val="18"/>
+                <w:szCs w:val="18"/>
+              </w:rPr>
+              <w:t xml:space="preserve"> qui manque (review, conflit) et on merge.</w:t>
             </w:r>
           </w:p>
           <w:p>
@@ -643,37 +643,37 @@
                 <w:sz w:val="18"/>
                 <w:szCs w:val="18"/>
               </w:rPr>
-              <w:t xml:space="preserve">  [ ABANDONNÉE ] -&gt; FERMER (après vérification)</w:t>
-            </w:r>
-          </w:p>
-          <w:p>
-            <w:r>
-              <w:rPr>
-                <w:rFonts w:ascii="Consolas" w:cs="Consolas" w:eastAsia="Consolas" w:hAnsi="Consolas"/>
-                <w:sz w:val="18"/>
-                <w:szCs w:val="18"/>
-              </w:rPr>
-              <w:t xml:space="preserve">    Plus pertinente, dépassée, ou jamais finie.</w:t>
-            </w:r>
-          </w:p>
-          <w:p>
-            <w:r>
-              <w:rPr>
-                <w:rFonts w:ascii="Consolas" w:cs="Consolas" w:eastAsia="Consolas" w:hAnsi="Consolas"/>
-                <w:sz w:val="18"/>
-                <w:szCs w:val="18"/>
-              </w:rPr>
-              <w:t xml:space="preserve">    AVANT de fermer : vérifier qu'elle ne contient rien</w:t>
-            </w:r>
-          </w:p>
-          <w:p>
-            <w:r>
-              <w:rPr>
-                <w:rFonts w:ascii="Consolas" w:cs="Consolas" w:eastAsia="Consolas" w:hAnsi="Consolas"/>
-                <w:sz w:val="18"/>
-                <w:szCs w:val="18"/>
-              </w:rPr>
-              <w:t xml:space="preserve">    d'utile non intégré. Si oui, récupérer puis fermer.</w:t>
+              <w:t xml:space="preserve"> [ ABANDONNÉE ] -&gt; FERMER (après vérification)</w:t>
+            </w:r>
+          </w:p>
+          <w:p>
+            <w:r>
+              <w:rPr>
+                <w:rFonts w:ascii="Consolas" w:cs="Consolas" w:eastAsia="Consolas" w:hAnsi="Consolas"/>
+                <w:sz w:val="18"/>
+                <w:szCs w:val="18"/>
+              </w:rPr>
+              <w:t xml:space="preserve"> Plus pertinente, dépassée, ou jamais finie.</w:t>
+            </w:r>
+          </w:p>
+          <w:p>
+            <w:r>
+              <w:rPr>
+                <w:rFonts w:ascii="Consolas" w:cs="Consolas" w:eastAsia="Consolas" w:hAnsi="Consolas"/>
+                <w:sz w:val="18"/>
+                <w:szCs w:val="18"/>
+              </w:rPr>
+              <w:t xml:space="preserve"> AVANT de fermer : vérifier qu'elle ne contient rien</w:t>
+            </w:r>
+          </w:p>
+          <w:p>
+            <w:r>
+              <w:rPr>
+                <w:rFonts w:ascii="Consolas" w:cs="Consolas" w:eastAsia="Consolas" w:hAnsi="Consolas"/>
+                <w:sz w:val="18"/>
+                <w:szCs w:val="18"/>
+              </w:rPr>
+              <w:t xml:space="preserve"> d'utile non intégré. Si oui, récupérer puis fermer.</w:t>
             </w:r>
           </w:p>
           <w:p>
@@ -693,37 +693,37 @@
                 <w:sz w:val="18"/>
                 <w:szCs w:val="18"/>
               </w:rPr>
-              <w:t xml:space="preserve">  [ UTILE MAIS BLOQUÉE ] -&gt; RELANCER</w:t>
-            </w:r>
-          </w:p>
-          <w:p>
-            <w:r>
-              <w:rPr>
-                <w:rFonts w:ascii="Consolas" w:cs="Consolas" w:eastAsia="Consolas" w:hAnsi="Consolas"/>
-                <w:sz w:val="18"/>
-                <w:szCs w:val="18"/>
-              </w:rPr>
-              <w:t xml:space="preserve">    Encore pertinente mais coincée (reviewer absent,</w:t>
-            </w:r>
-          </w:p>
-          <w:p>
-            <w:r>
-              <w:rPr>
-                <w:rFonts w:ascii="Consolas" w:cs="Consolas" w:eastAsia="Consolas" w:hAnsi="Consolas"/>
-                <w:sz w:val="18"/>
-                <w:szCs w:val="18"/>
-              </w:rPr>
-              <w:t xml:space="preserve">    dépendance, sujet complexe). On identifie le blocage,</w:t>
-            </w:r>
-          </w:p>
-          <w:p>
-            <w:r>
-              <w:rPr>
-                <w:rFonts w:ascii="Consolas" w:cs="Consolas" w:eastAsia="Consolas" w:hAnsi="Consolas"/>
-                <w:sz w:val="18"/>
-                <w:szCs w:val="18"/>
-              </w:rPr>
-              <w:t xml:space="preserve">    on lui donne un propriétaire et une action.</w:t>
+              <w:t xml:space="preserve"> [ UTILE MAIS BLOQUÉE ] -&gt; RELANCER</w:t>
+            </w:r>
+          </w:p>
+          <w:p>
+            <w:r>
+              <w:rPr>
+                <w:rFonts w:ascii="Consolas" w:cs="Consolas" w:eastAsia="Consolas" w:hAnsi="Consolas"/>
+                <w:sz w:val="18"/>
+                <w:szCs w:val="18"/>
+              </w:rPr>
+              <w:t xml:space="preserve"> Encore pertinente mais coincée (reviewer absent,</w:t>
+            </w:r>
+          </w:p>
+          <w:p>
+            <w:r>
+              <w:rPr>
+                <w:rFonts w:ascii="Consolas" w:cs="Consolas" w:eastAsia="Consolas" w:hAnsi="Consolas"/>
+                <w:sz w:val="18"/>
+                <w:szCs w:val="18"/>
+              </w:rPr>
+              <w:t xml:space="preserve"> dépendance, sujet complexe). On identifie le blocage,</w:t>
+            </w:r>
+          </w:p>
+          <w:p>
+            <w:r>
+              <w:rPr>
+                <w:rFonts w:ascii="Consolas" w:cs="Consolas" w:eastAsia="Consolas" w:hAnsi="Consolas"/>
+                <w:sz w:val="18"/>
+                <w:szCs w:val="18"/>
+              </w:rPr>
+              <w:t xml:space="preserve"> on lui donne un propriétaire et une action.</w:t>
             </w:r>
           </w:p>
           <w:p>
@@ -743,7 +743,7 @@
                 <w:sz w:val="18"/>
                 <w:szCs w:val="18"/>
               </w:rPr>
-              <w:t xml:space="preserve">  Objectif : zéro MR 'non classée' à la fin.</w:t>
+              <w:t xml:space="preserve"> Objectif : zéro MR 'non classée' à la fin.</w:t>
             </w:r>
           </w:p>
         </w:tc>
@@ -822,7 +822,7 @@
         <w:spacing w:after="120"/>
       </w:pPr>
       <w:r>
-        <w:t xml:space="preserve">À la sortie, toutes les MR ouvertes ont été passées en revue et classées : les finissables mergées, les abandonnées fermées (après récupération du travail utile), les utiles-mais-bloquées relancées avec un propriétaire et une action. Le stock de MR zombies a chuté, idéalement à zéro hors MR actives. La liste des MR est lisible : on voit enfin le travail réellement en cours. La métrique MR zombies repart d’une base saine — que le rituel du #103 maintiendra.</w:t>
+        <w:t xml:space="preserve">À la sortie, toutes les MR ouvertes ont été passées en revue et classées : les finissables mergées, les abandonnées fermées (après récupération du travail utile), les utiles-mais-bloquées relancées avec un propriétaire et une action. Le stock de MR zombies a chuté, idéalement à zéro hors MR actives. La liste des MR est lisible : on voit enfin le travail réellement en cours. La métrique MR zombies repart d’une base saine — que le rituel du le rituel de tri des MR : empêcher la ré-accumulation maintiendra.</w:t>
       </w:r>
     </w:p>
     <w:p>
@@ -1022,7 +1022,7 @@
         <w:t xml:space="preserve">(3 min) Débrief</w:t>
       </w:r>
       <w:r>
-        <w:t xml:space="preserve"> — on constate la liste propre. On note que le rituel #103 empêchera la ré-accumulation.</w:t>
+        <w:t xml:space="preserve"> — on constate la liste propre. On note que le rituel empêchera la ré-accumulation.</w:t>
       </w:r>
     </w:p>
     <w:p>
@@ -1098,7 +1098,7 @@
         <w:spacing w:after="120"/>
       </w:pPr>
       <w:r>
-        <w:t xml:space="preserve">Ce grand tri vide le stock. La suite : #101 (comprendre pourquoi les MR s’accumulent — les causes structurelles d’abandon), #103 (rituel de tri hebdomadaire qui empêche la ré-accumulation). Pour les seuils de review, les rappels automatiques et la mesure du cycle time, H05 renvoie à l’axe Review (#102 et #104 sont des renvois). Le tri d’aujourd’hui est l’équivalent MR du grand nettoyage des branches du #81.</w:t>
+        <w:t xml:space="preserve">Ce grand tri vide le stock. La suite : (comprendre pourquoi les MR s’accumulent — les causes structurelles d’abandon), (rituel de tri hebdomadaire qui empêche la ré-accumulation). Pour les seuils de review, les rappels automatiques et la mesure du cycle time, H05 renvoie à l’axe Review ( et sont des renvois). Le tri d’aujourd’hui est l’équivalent MR du grand nettoyage des branches du le grand nettoyage des branches.</w:t>
       </w:r>
     </w:p>
     <w:p>
@@ -1114,7 +1114,7 @@
         <w:spacing w:after="120"/>
       </w:pPr>
       <w:r>
-        <w:t xml:space="preserve">Toutes les MR ouvertes ont été triées et le stock de MR zombies a chuté, idéalement à zéro hors MR actives : finissables mergées, abandonnées fermées après récupération du travail utile, bloquées relancées avec propriétaire et action. Aucun travail important n’a été jeté. La liste des MR est lisible. H05 a franchi son geste fondateur d’hygiène — vider le stock de MR abandonnées — sur des bases que le rituel #103 maintiendra, et sans empiéter sur l’axe Review qui porte la vitesse de traitement.</w:t>
+        <w:t xml:space="preserve">Toutes les MR ouvertes ont été triées et le stock de MR zombies a chuté, idéalement à zéro hors MR actives : finissables mergées, abandonnées fermées après récupération du travail utile, bloquées relancées avec propriétaire et action. Aucun travail important n’a été jeté. La liste des MR est lisible. H05 a franchi son geste fondateur d’hygiène — vider le stock de MR abandonnées — sur des bases que le rituel maintiendra, et sans empiéter sur l’axe Review qui porte la vitesse de traitement.</w:t>
       </w:r>
     </w:p>
     <w:sectPr>
